--- a/Formatting/notes.docx
+++ b/Formatting/notes.docx
@@ -41,6 +41,319 @@
         </w:drawing>
       </w:r>
     </w:p>
+    <w:p/>
+    <w:p>
+      <w:r>
+        <w:t> </w:t>
+      </w:r>
+    </w:p>
+    <w:tbl>
+      <w:tblPr>
+        <w:tblW w:w="0" w:type="auto"/>
+        <w:tblBorders>
+          <w:top w:val="outset" w:sz="6" w:space="0" w:color="auto"/>
+          <w:left w:val="outset" w:sz="6" w:space="0" w:color="auto"/>
+          <w:bottom w:val="outset" w:sz="6" w:space="0" w:color="auto"/>
+          <w:right w:val="outset" w:sz="6" w:space="0" w:color="auto"/>
+        </w:tblBorders>
+        <w:tblCellMar>
+          <w:top w:w="15" w:type="dxa"/>
+          <w:left w:w="15" w:type="dxa"/>
+          <w:bottom w:w="15" w:type="dxa"/>
+          <w:right w:w="15" w:type="dxa"/>
+        </w:tblCellMar>
+        <w:tblLook w:val="04A0" w:firstRow="1" w:lastRow="0" w:firstColumn="1" w:lastColumn="0" w:noHBand="0" w:noVBand="1"/>
+      </w:tblPr>
+      <w:tblGrid>
+        <w:gridCol w:w="1555"/>
+        <w:gridCol w:w="6247"/>
+      </w:tblGrid>
+      <w:tr>
+        <w:tc>
+          <w:tcPr>
+            <w:tcW w:w="0" w:type="auto"/>
+            <w:tcBorders>
+              <w:top w:val="outset" w:sz="6" w:space="0" w:color="auto"/>
+              <w:left w:val="outset" w:sz="6" w:space="0" w:color="auto"/>
+              <w:bottom w:val="outset" w:sz="6" w:space="0" w:color="auto"/>
+              <w:right w:val="outset" w:sz="6" w:space="0" w:color="auto"/>
+            </w:tcBorders>
+            <w:shd w:val="clear" w:color="auto" w:fill="BDD7EE"/>
+            <w:vAlign w:val="center"/>
+            <w:hideMark/>
+          </w:tcPr>
+          <w:p>
+            <w:r>
+              <w:t>Tag   </w:t>
+            </w:r>
+          </w:p>
+        </w:tc>
+        <w:tc>
+          <w:tcPr>
+            <w:tcW w:w="0" w:type="auto"/>
+            <w:tcBorders>
+              <w:top w:val="outset" w:sz="6" w:space="0" w:color="auto"/>
+              <w:left w:val="outset" w:sz="6" w:space="0" w:color="auto"/>
+              <w:bottom w:val="outset" w:sz="6" w:space="0" w:color="auto"/>
+              <w:right w:val="outset" w:sz="6" w:space="0" w:color="auto"/>
+            </w:tcBorders>
+            <w:shd w:val="clear" w:color="auto" w:fill="BDD7EE"/>
+            <w:vAlign w:val="center"/>
+            <w:hideMark/>
+          </w:tcPr>
+          <w:p>
+            <w:r>
+              <w:t> Description </w:t>
+            </w:r>
+          </w:p>
+        </w:tc>
+      </w:tr>
+      <w:tr>
+        <w:tc>
+          <w:tcPr>
+            <w:tcW w:w="0" w:type="auto"/>
+            <w:tcBorders>
+              <w:top w:val="outset" w:sz="6" w:space="0" w:color="auto"/>
+              <w:left w:val="outset" w:sz="6" w:space="0" w:color="auto"/>
+              <w:bottom w:val="outset" w:sz="6" w:space="0" w:color="auto"/>
+              <w:right w:val="outset" w:sz="6" w:space="0" w:color="auto"/>
+            </w:tcBorders>
+            <w:vAlign w:val="center"/>
+            <w:hideMark/>
+          </w:tcPr>
+          <w:p>
+            <w:r>
+              <w:t>&lt;</w:t>
+            </w:r>
+            <w:proofErr w:type="spellStart"/>
+            <w:r>
+              <w:t>abbr</w:t>
+            </w:r>
+            <w:proofErr w:type="spellEnd"/>
+            <w:r>
+              <w:t>&gt;  </w:t>
+            </w:r>
+          </w:p>
+        </w:tc>
+        <w:tc>
+          <w:tcPr>
+            <w:tcW w:w="0" w:type="auto"/>
+            <w:tcBorders>
+              <w:top w:val="outset" w:sz="6" w:space="0" w:color="auto"/>
+              <w:left w:val="outset" w:sz="6" w:space="0" w:color="auto"/>
+              <w:bottom w:val="outset" w:sz="6" w:space="0" w:color="auto"/>
+              <w:right w:val="outset" w:sz="6" w:space="0" w:color="auto"/>
+            </w:tcBorders>
+            <w:vAlign w:val="center"/>
+            <w:hideMark/>
+          </w:tcPr>
+          <w:p>
+            <w:r>
+              <w:t>  Defines abbreviation or acronym. </w:t>
+            </w:r>
+          </w:p>
+        </w:tc>
+      </w:tr>
+      <w:tr>
+        <w:tc>
+          <w:tcPr>
+            <w:tcW w:w="0" w:type="auto"/>
+            <w:tcBorders>
+              <w:top w:val="outset" w:sz="6" w:space="0" w:color="auto"/>
+              <w:left w:val="outset" w:sz="6" w:space="0" w:color="auto"/>
+              <w:bottom w:val="outset" w:sz="6" w:space="0" w:color="auto"/>
+              <w:right w:val="outset" w:sz="6" w:space="0" w:color="auto"/>
+            </w:tcBorders>
+            <w:vAlign w:val="center"/>
+            <w:hideMark/>
+          </w:tcPr>
+          <w:p>
+            <w:r>
+              <w:t>&lt;address&gt; </w:t>
+            </w:r>
+          </w:p>
+        </w:tc>
+        <w:tc>
+          <w:tcPr>
+            <w:tcW w:w="0" w:type="auto"/>
+            <w:tcBorders>
+              <w:top w:val="outset" w:sz="6" w:space="0" w:color="auto"/>
+              <w:left w:val="outset" w:sz="6" w:space="0" w:color="auto"/>
+              <w:bottom w:val="outset" w:sz="6" w:space="0" w:color="auto"/>
+              <w:right w:val="outset" w:sz="6" w:space="0" w:color="auto"/>
+            </w:tcBorders>
+            <w:vAlign w:val="center"/>
+            <w:hideMark/>
+          </w:tcPr>
+          <w:p>
+            <w:r>
+              <w:t>   Defines contact info for the author/owner of a document. </w:t>
+            </w:r>
+          </w:p>
+        </w:tc>
+      </w:tr>
+      <w:tr>
+        <w:tc>
+          <w:tcPr>
+            <w:tcW w:w="0" w:type="auto"/>
+            <w:tcBorders>
+              <w:top w:val="outset" w:sz="6" w:space="0" w:color="auto"/>
+              <w:left w:val="outset" w:sz="6" w:space="0" w:color="auto"/>
+              <w:bottom w:val="outset" w:sz="6" w:space="0" w:color="auto"/>
+              <w:right w:val="outset" w:sz="6" w:space="0" w:color="auto"/>
+            </w:tcBorders>
+            <w:vAlign w:val="center"/>
+            <w:hideMark/>
+          </w:tcPr>
+          <w:p>
+            <w:r>
+              <w:t>&lt;</w:t>
+            </w:r>
+            <w:proofErr w:type="spellStart"/>
+            <w:r>
+              <w:t>bdo</w:t>
+            </w:r>
+            <w:proofErr w:type="spellEnd"/>
+            <w:r>
+              <w:t>&gt;  </w:t>
+            </w:r>
+          </w:p>
+        </w:tc>
+        <w:tc>
+          <w:tcPr>
+            <w:tcW w:w="0" w:type="auto"/>
+            <w:tcBorders>
+              <w:top w:val="outset" w:sz="6" w:space="0" w:color="auto"/>
+              <w:left w:val="outset" w:sz="6" w:space="0" w:color="auto"/>
+              <w:bottom w:val="outset" w:sz="6" w:space="0" w:color="auto"/>
+              <w:right w:val="outset" w:sz="6" w:space="0" w:color="auto"/>
+            </w:tcBorders>
+            <w:vAlign w:val="center"/>
+            <w:hideMark/>
+          </w:tcPr>
+          <w:p>
+            <w:r>
+              <w:t>Defines text direction, left-to-right or right-to-left. </w:t>
+            </w:r>
+          </w:p>
+        </w:tc>
+      </w:tr>
+      <w:tr>
+        <w:tc>
+          <w:tcPr>
+            <w:tcW w:w="0" w:type="auto"/>
+            <w:tcBorders>
+              <w:top w:val="outset" w:sz="6" w:space="0" w:color="auto"/>
+              <w:left w:val="outset" w:sz="6" w:space="0" w:color="auto"/>
+              <w:bottom w:val="outset" w:sz="6" w:space="0" w:color="auto"/>
+              <w:right w:val="outset" w:sz="6" w:space="0" w:color="auto"/>
+            </w:tcBorders>
+            <w:vAlign w:val="center"/>
+            <w:hideMark/>
+          </w:tcPr>
+          <w:p>
+            <w:r>
+              <w:t>&lt;blockquote&gt;  </w:t>
+            </w:r>
+          </w:p>
+        </w:tc>
+        <w:tc>
+          <w:tcPr>
+            <w:tcW w:w="0" w:type="auto"/>
+            <w:tcBorders>
+              <w:top w:val="outset" w:sz="6" w:space="0" w:color="auto"/>
+              <w:left w:val="outset" w:sz="6" w:space="0" w:color="auto"/>
+              <w:bottom w:val="outset" w:sz="6" w:space="0" w:color="auto"/>
+              <w:right w:val="outset" w:sz="6" w:space="0" w:color="auto"/>
+            </w:tcBorders>
+            <w:vAlign w:val="center"/>
+            <w:hideMark/>
+          </w:tcPr>
+          <w:p>
+            <w:r>
+              <w:t>  Defines a section quoted from another source. </w:t>
+            </w:r>
+          </w:p>
+        </w:tc>
+      </w:tr>
+      <w:tr>
+        <w:tc>
+          <w:tcPr>
+            <w:tcW w:w="0" w:type="auto"/>
+            <w:tcBorders>
+              <w:top w:val="outset" w:sz="6" w:space="0" w:color="auto"/>
+              <w:left w:val="outset" w:sz="6" w:space="0" w:color="auto"/>
+              <w:bottom w:val="outset" w:sz="6" w:space="0" w:color="auto"/>
+              <w:right w:val="outset" w:sz="6" w:space="0" w:color="auto"/>
+            </w:tcBorders>
+            <w:vAlign w:val="center"/>
+            <w:hideMark/>
+          </w:tcPr>
+          <w:p>
+            <w:r>
+              <w:t>&lt;cite&gt;   </w:t>
+            </w:r>
+          </w:p>
+        </w:tc>
+        <w:tc>
+          <w:tcPr>
+            <w:tcW w:w="0" w:type="auto"/>
+            <w:tcBorders>
+              <w:top w:val="outset" w:sz="6" w:space="0" w:color="auto"/>
+              <w:left w:val="outset" w:sz="6" w:space="0" w:color="auto"/>
+              <w:bottom w:val="outset" w:sz="6" w:space="0" w:color="auto"/>
+              <w:right w:val="outset" w:sz="6" w:space="0" w:color="auto"/>
+            </w:tcBorders>
+            <w:vAlign w:val="center"/>
+            <w:hideMark/>
+          </w:tcPr>
+          <w:p>
+            <w:r>
+              <w:t> Defines the title of a work, book, article, or publication. </w:t>
+            </w:r>
+          </w:p>
+        </w:tc>
+      </w:tr>
+      <w:tr>
+        <w:tc>
+          <w:tcPr>
+            <w:tcW w:w="0" w:type="auto"/>
+            <w:tcBorders>
+              <w:top w:val="outset" w:sz="6" w:space="0" w:color="auto"/>
+              <w:left w:val="outset" w:sz="6" w:space="0" w:color="auto"/>
+              <w:bottom w:val="outset" w:sz="6" w:space="0" w:color="auto"/>
+              <w:right w:val="outset" w:sz="6" w:space="0" w:color="auto"/>
+            </w:tcBorders>
+            <w:vAlign w:val="center"/>
+            <w:hideMark/>
+          </w:tcPr>
+          <w:p>
+            <w:r>
+              <w:t>&lt;q&gt;    </w:t>
+            </w:r>
+          </w:p>
+        </w:tc>
+        <w:tc>
+          <w:tcPr>
+            <w:tcW w:w="0" w:type="auto"/>
+            <w:tcBorders>
+              <w:top w:val="outset" w:sz="6" w:space="0" w:color="auto"/>
+              <w:left w:val="outset" w:sz="6" w:space="0" w:color="auto"/>
+              <w:bottom w:val="outset" w:sz="6" w:space="0" w:color="auto"/>
+              <w:right w:val="outset" w:sz="6" w:space="0" w:color="auto"/>
+            </w:tcBorders>
+            <w:vAlign w:val="center"/>
+            <w:hideMark/>
+          </w:tcPr>
+          <w:p>
+            <w:r>
+              <w:t>Defines short inline quotation, enclosed in quotation marks. </w:t>
+            </w:r>
+          </w:p>
+        </w:tc>
+      </w:tr>
+    </w:tbl>
+    <w:p/>
     <w:sectPr>
       <w:pgSz w:w="12240" w:h="15840"/>
       <w:pgMar w:top="1440" w:right="1440" w:bottom="1440" w:left="1440" w:header="720" w:footer="720" w:gutter="0"/>
@@ -663,7 +976,6 @@
   <w:style w:type="character" w:default="1" w:styleId="DefaultParagraphFont">
     <w:name w:val="Default Paragraph Font"/>
     <w:uiPriority w:val="1"/>
-    <w:semiHidden/>
     <w:unhideWhenUsed/>
   </w:style>
   <w:style w:type="table" w:default="1" w:styleId="TableNormal">

--- a/Formatting/notes.docx
+++ b/Formatting/notes.docx
@@ -20,7 +20,7 @@
                     <pic:cNvPicPr/>
                   </pic:nvPicPr>
                   <pic:blipFill>
-                    <a:blip r:embed="rId4"/>
+                    <a:blip r:embed="rId5"/>
                     <a:stretch>
                       <a:fillRect/>
                     </a:stretch>
@@ -354,6 +354,1374 @@
       </w:tr>
     </w:tbl>
     <w:p/>
+    <w:p/>
+    <w:p>
+      <w:r>
+        <w:rPr>
+          <w:b/>
+          <w:bCs/>
+          <w:u w:val="single"/>
+        </w:rPr>
+        <w:t>&lt;a&gt; HTML element (or anchor element)</w:t>
+      </w:r>
+      <w:r>
+        <w:t> </w:t>
+      </w:r>
+    </w:p>
+    <w:p>
+      <w:r>
+        <w:t> </w:t>
+      </w:r>
+    </w:p>
+    <w:p>
+      <w:r>
+        <w:t>The HTML anchor tag defines a hyperlink that links one page to another page. </w:t>
+      </w:r>
+    </w:p>
+    <w:p>
+      <w:r>
+        <w:rPr>
+          <w:b/>
+          <w:bCs/>
+          <w:u w:val="single"/>
+        </w:rPr>
+        <w:t>Syntax</w:t>
+      </w:r>
+      <w:r>
+        <w:t> </w:t>
+      </w:r>
+    </w:p>
+    <w:p>
+      <w:r>
+        <w:lastRenderedPageBreak/>
+        <w:t> </w:t>
+      </w:r>
+    </w:p>
+    <w:p>
+      <w:pPr>
+        <w:rPr>
+          <w:lang w:val="en-GB"/>
+        </w:rPr>
+      </w:pPr>
+      <w:r>
+        <w:rPr>
+          <w:lang w:val="en-GB"/>
+        </w:rPr>
+        <w:t xml:space="preserve">&lt;a </w:t>
+      </w:r>
+      <w:proofErr w:type="spellStart"/>
+      <w:r>
+        <w:rPr>
+          <w:lang w:val="en-GB"/>
+        </w:rPr>
+        <w:t>href</w:t>
+      </w:r>
+      <w:proofErr w:type="spellEnd"/>
+      <w:r>
+        <w:rPr>
+          <w:lang w:val="en-GB"/>
+        </w:rPr>
+        <w:t xml:space="preserve">="URL"   target="TARGET_ATTRIBUTE"   </w:t>
+      </w:r>
+      <w:proofErr w:type="spellStart"/>
+      <w:r>
+        <w:rPr>
+          <w:lang w:val="en-GB"/>
+        </w:rPr>
+        <w:t>other_attributes</w:t>
+      </w:r>
+      <w:proofErr w:type="spellEnd"/>
+      <w:r>
+        <w:rPr>
+          <w:lang w:val="en-GB"/>
+        </w:rPr>
+        <w:t>="value"&gt; Link Text or HTML&lt;/a&gt; </w:t>
+      </w:r>
+    </w:p>
+    <w:p>
+      <w:r>
+        <w:t> </w:t>
+      </w:r>
+    </w:p>
+    <w:p>
+      <w:r>
+        <w:t> </w:t>
+      </w:r>
+    </w:p>
+    <w:p>
+      <w:r>
+        <w:rPr>
+          <w:b/>
+          <w:bCs/>
+          <w:u w:val="single"/>
+        </w:rPr>
+        <w:t>HTML Links - The target Attribute</w:t>
+      </w:r>
+      <w:r>
+        <w:t> </w:t>
+      </w:r>
+    </w:p>
+    <w:p>
+      <w:r>
+        <w:t> </w:t>
+      </w:r>
+    </w:p>
+    <w:p>
+      <w:r>
+        <w:rPr>
+          <w:rFonts w:ascii="Arial" w:hAnsi="Arial" w:cs="Arial"/>
+        </w:rPr>
+        <w:t> </w:t>
+      </w:r>
+      <w:r>
+        <w:t>      _</w:t>
+      </w:r>
+      <w:r>
+        <w:rPr>
+          <w:b/>
+          <w:bCs/>
+          <w:lang w:val="en-GB"/>
+        </w:rPr>
+        <w:t>self</w:t>
+      </w:r>
+      <w:r>
+        <w:rPr>
+          <w:lang w:val="en-GB"/>
+        </w:rPr>
+        <w:t>: Opens the document in the same window/tab as it was clicked (this is default).</w:t>
+      </w:r>
+      <w:r>
+        <w:t> </w:t>
+      </w:r>
+    </w:p>
+    <w:p>
+      <w:pPr>
+        <w:rPr>
+          <w:lang w:val="en-GB"/>
+        </w:rPr>
+      </w:pPr>
+      <w:r>
+        <w:rPr>
+          <w:rFonts w:ascii="Arial" w:hAnsi="Arial" w:cs="Arial"/>
+          <w:lang w:val="en-GB"/>
+        </w:rPr>
+        <w:t> </w:t>
+      </w:r>
+      <w:r>
+        <w:rPr>
+          <w:lang w:val="en-GB"/>
+        </w:rPr>
+        <w:t xml:space="preserve"> </w:t>
+      </w:r>
+      <w:r>
+        <w:rPr>
+          <w:rFonts w:ascii="Arial" w:hAnsi="Arial" w:cs="Arial"/>
+          <w:lang w:val="en-GB"/>
+        </w:rPr>
+        <w:t> </w:t>
+      </w:r>
+      <w:r>
+        <w:rPr>
+          <w:lang w:val="en-GB"/>
+        </w:rPr>
+        <w:t xml:space="preserve"> </w:t>
+      </w:r>
+      <w:r>
+        <w:rPr>
+          <w:rFonts w:ascii="Arial" w:hAnsi="Arial" w:cs="Arial"/>
+          <w:lang w:val="en-GB"/>
+        </w:rPr>
+        <w:t> </w:t>
+      </w:r>
+      <w:r>
+        <w:rPr>
+          <w:lang w:val="en-GB"/>
+        </w:rPr>
+        <w:t xml:space="preserve"> </w:t>
+      </w:r>
+      <w:r>
+        <w:rPr>
+          <w:rFonts w:ascii="Arial" w:hAnsi="Arial" w:cs="Arial"/>
+          <w:lang w:val="en-GB"/>
+        </w:rPr>
+        <w:t> </w:t>
+      </w:r>
+      <w:r>
+        <w:rPr>
+          <w:lang w:val="en-GB"/>
+        </w:rPr>
+        <w:t xml:space="preserve"> </w:t>
+      </w:r>
+      <w:r>
+        <w:rPr>
+          <w:rFonts w:ascii="Arial" w:hAnsi="Arial" w:cs="Arial"/>
+          <w:lang w:val="en-GB"/>
+        </w:rPr>
+        <w:t> </w:t>
+      </w:r>
+      <w:r>
+        <w:rPr>
+          <w:lang w:val="en-GB"/>
+        </w:rPr>
+        <w:t xml:space="preserve"> </w:t>
+      </w:r>
+      <w:r>
+        <w:rPr>
+          <w:rFonts w:ascii="Arial" w:hAnsi="Arial" w:cs="Arial"/>
+          <w:lang w:val="en-GB"/>
+        </w:rPr>
+        <w:t> </w:t>
+      </w:r>
+      <w:r>
+        <w:rPr>
+          <w:lang w:val="en-GB"/>
+        </w:rPr>
+        <w:t xml:space="preserve"> </w:t>
+      </w:r>
+      <w:r>
+        <w:rPr>
+          <w:rFonts w:ascii="Arial" w:hAnsi="Arial" w:cs="Arial"/>
+          <w:lang w:val="en-GB"/>
+        </w:rPr>
+        <w:t> </w:t>
+      </w:r>
+      <w:r>
+        <w:rPr>
+          <w:lang w:val="en-GB"/>
+        </w:rPr>
+        <w:t xml:space="preserve"> </w:t>
+      </w:r>
+      <w:r>
+        <w:rPr>
+          <w:rFonts w:ascii="Arial" w:hAnsi="Arial" w:cs="Arial"/>
+          <w:lang w:val="en-GB"/>
+        </w:rPr>
+        <w:t> </w:t>
+      </w:r>
+      <w:r>
+        <w:rPr>
+          <w:lang w:val="en-GB"/>
+        </w:rPr>
+        <w:t xml:space="preserve"> </w:t>
+      </w:r>
+      <w:r>
+        <w:rPr>
+          <w:rFonts w:ascii="Arial" w:hAnsi="Arial" w:cs="Arial"/>
+          <w:lang w:val="en-GB"/>
+        </w:rPr>
+        <w:t> </w:t>
+      </w:r>
+      <w:r>
+        <w:rPr>
+          <w:lang w:val="en-GB"/>
+        </w:rPr>
+        <w:t xml:space="preserve"> </w:t>
+      </w:r>
+      <w:r>
+        <w:rPr>
+          <w:rFonts w:ascii="Arial" w:hAnsi="Arial" w:cs="Arial"/>
+          <w:lang w:val="en-GB"/>
+        </w:rPr>
+        <w:t> </w:t>
+      </w:r>
+      <w:r>
+        <w:rPr>
+          <w:lang w:val="en-GB"/>
+        </w:rPr>
+        <w:t xml:space="preserve"> </w:t>
+      </w:r>
+      <w:r>
+        <w:rPr>
+          <w:rFonts w:ascii="Arial" w:hAnsi="Arial" w:cs="Arial"/>
+        </w:rPr>
+        <w:t> </w:t>
+      </w:r>
+      <w:r>
+        <w:rPr>
+          <w:b/>
+          <w:bCs/>
+          <w:lang w:val="en-GB"/>
+        </w:rPr>
+        <w:t>_blank</w:t>
+      </w:r>
+      <w:r>
+        <w:rPr>
+          <w:lang w:val="en-GB"/>
+        </w:rPr>
+        <w:t>: Opens the document in a new window or tab. </w:t>
+      </w:r>
+    </w:p>
+    <w:p>
+      <w:pPr>
+        <w:rPr>
+          <w:lang w:val="en-GB"/>
+        </w:rPr>
+      </w:pPr>
+      <w:r>
+        <w:rPr>
+          <w:rFonts w:ascii="Arial" w:hAnsi="Arial" w:cs="Arial"/>
+          <w:lang w:val="en-GB"/>
+        </w:rPr>
+        <w:t> </w:t>
+      </w:r>
+      <w:r>
+        <w:rPr>
+          <w:lang w:val="en-GB"/>
+        </w:rPr>
+        <w:t xml:space="preserve"> </w:t>
+      </w:r>
+      <w:r>
+        <w:rPr>
+          <w:rFonts w:ascii="Arial" w:hAnsi="Arial" w:cs="Arial"/>
+          <w:lang w:val="en-GB"/>
+        </w:rPr>
+        <w:t> </w:t>
+      </w:r>
+      <w:r>
+        <w:rPr>
+          <w:lang w:val="en-GB"/>
+        </w:rPr>
+        <w:t xml:space="preserve"> </w:t>
+      </w:r>
+      <w:r>
+        <w:rPr>
+          <w:rFonts w:ascii="Arial" w:hAnsi="Arial" w:cs="Arial"/>
+          <w:lang w:val="en-GB"/>
+        </w:rPr>
+        <w:t> </w:t>
+      </w:r>
+      <w:r>
+        <w:rPr>
+          <w:lang w:val="en-GB"/>
+        </w:rPr>
+        <w:t xml:space="preserve"> </w:t>
+      </w:r>
+      <w:r>
+        <w:rPr>
+          <w:rFonts w:ascii="Arial" w:hAnsi="Arial" w:cs="Arial"/>
+          <w:lang w:val="en-GB"/>
+        </w:rPr>
+        <w:t> </w:t>
+      </w:r>
+      <w:r>
+        <w:rPr>
+          <w:lang w:val="en-GB"/>
+        </w:rPr>
+        <w:t xml:space="preserve"> </w:t>
+      </w:r>
+      <w:r>
+        <w:rPr>
+          <w:rFonts w:ascii="Arial" w:hAnsi="Arial" w:cs="Arial"/>
+          <w:lang w:val="en-GB"/>
+        </w:rPr>
+        <w:t> </w:t>
+      </w:r>
+      <w:r>
+        <w:rPr>
+          <w:lang w:val="en-GB"/>
+        </w:rPr>
+        <w:t xml:space="preserve"> </w:t>
+      </w:r>
+      <w:r>
+        <w:rPr>
+          <w:rFonts w:ascii="Arial" w:hAnsi="Arial" w:cs="Arial"/>
+          <w:lang w:val="en-GB"/>
+        </w:rPr>
+        <w:t> </w:t>
+      </w:r>
+      <w:r>
+        <w:rPr>
+          <w:lang w:val="en-GB"/>
+        </w:rPr>
+        <w:t xml:space="preserve"> </w:t>
+      </w:r>
+      <w:r>
+        <w:rPr>
+          <w:rFonts w:ascii="Arial" w:hAnsi="Arial" w:cs="Arial"/>
+          <w:lang w:val="en-GB"/>
+        </w:rPr>
+        <w:t> </w:t>
+      </w:r>
+      <w:r>
+        <w:rPr>
+          <w:lang w:val="en-GB"/>
+        </w:rPr>
+        <w:t xml:space="preserve"> </w:t>
+      </w:r>
+      <w:r>
+        <w:rPr>
+          <w:rFonts w:ascii="Arial" w:hAnsi="Arial" w:cs="Arial"/>
+          <w:lang w:val="en-GB"/>
+        </w:rPr>
+        <w:t> </w:t>
+      </w:r>
+      <w:r>
+        <w:rPr>
+          <w:lang w:val="en-GB"/>
+        </w:rPr>
+        <w:t xml:space="preserve"> </w:t>
+      </w:r>
+      <w:r>
+        <w:rPr>
+          <w:rFonts w:ascii="Arial" w:hAnsi="Arial" w:cs="Arial"/>
+          <w:lang w:val="en-GB"/>
+        </w:rPr>
+        <w:t> </w:t>
+      </w:r>
+      <w:r>
+        <w:rPr>
+          <w:lang w:val="en-GB"/>
+        </w:rPr>
+        <w:t xml:space="preserve"> </w:t>
+      </w:r>
+      <w:r>
+        <w:rPr>
+          <w:rFonts w:ascii="Arial" w:hAnsi="Arial" w:cs="Arial"/>
+          <w:lang w:val="en-GB"/>
+        </w:rPr>
+        <w:t> </w:t>
+      </w:r>
+      <w:r>
+        <w:rPr>
+          <w:lang w:val="en-GB"/>
+        </w:rPr>
+        <w:t xml:space="preserve"> </w:t>
+      </w:r>
+      <w:r>
+        <w:rPr>
+          <w:rFonts w:ascii="Arial" w:hAnsi="Arial" w:cs="Arial"/>
+        </w:rPr>
+        <w:t> </w:t>
+      </w:r>
+      <w:r>
+        <w:rPr>
+          <w:b/>
+          <w:bCs/>
+          <w:lang w:val="en-GB"/>
+        </w:rPr>
+        <w:t>_parent</w:t>
+      </w:r>
+      <w:r>
+        <w:rPr>
+          <w:lang w:val="en-GB"/>
+        </w:rPr>
+        <w:t>: Opens the document in the parent frame. </w:t>
+      </w:r>
+    </w:p>
+    <w:p>
+      <w:pPr>
+        <w:rPr>
+          <w:lang w:val="en-GB"/>
+        </w:rPr>
+      </w:pPr>
+      <w:r>
+        <w:rPr>
+          <w:rFonts w:ascii="Arial" w:hAnsi="Arial" w:cs="Arial"/>
+          <w:lang w:val="en-GB"/>
+        </w:rPr>
+        <w:t> </w:t>
+      </w:r>
+      <w:r>
+        <w:rPr>
+          <w:lang w:val="en-GB"/>
+        </w:rPr>
+        <w:t xml:space="preserve"> </w:t>
+      </w:r>
+      <w:r>
+        <w:rPr>
+          <w:rFonts w:ascii="Arial" w:hAnsi="Arial" w:cs="Arial"/>
+          <w:lang w:val="en-GB"/>
+        </w:rPr>
+        <w:t> </w:t>
+      </w:r>
+      <w:r>
+        <w:rPr>
+          <w:lang w:val="en-GB"/>
+        </w:rPr>
+        <w:t xml:space="preserve"> </w:t>
+      </w:r>
+      <w:r>
+        <w:rPr>
+          <w:rFonts w:ascii="Arial" w:hAnsi="Arial" w:cs="Arial"/>
+          <w:lang w:val="en-GB"/>
+        </w:rPr>
+        <w:t> </w:t>
+      </w:r>
+      <w:r>
+        <w:rPr>
+          <w:lang w:val="en-GB"/>
+        </w:rPr>
+        <w:t xml:space="preserve"> </w:t>
+      </w:r>
+      <w:r>
+        <w:rPr>
+          <w:rFonts w:ascii="Arial" w:hAnsi="Arial" w:cs="Arial"/>
+          <w:lang w:val="en-GB"/>
+        </w:rPr>
+        <w:t> </w:t>
+      </w:r>
+      <w:r>
+        <w:rPr>
+          <w:lang w:val="en-GB"/>
+        </w:rPr>
+        <w:t xml:space="preserve"> </w:t>
+      </w:r>
+      <w:r>
+        <w:rPr>
+          <w:rFonts w:ascii="Arial" w:hAnsi="Arial" w:cs="Arial"/>
+          <w:lang w:val="en-GB"/>
+        </w:rPr>
+        <w:t> </w:t>
+      </w:r>
+      <w:r>
+        <w:rPr>
+          <w:lang w:val="en-GB"/>
+        </w:rPr>
+        <w:t xml:space="preserve"> </w:t>
+      </w:r>
+      <w:r>
+        <w:rPr>
+          <w:rFonts w:ascii="Arial" w:hAnsi="Arial" w:cs="Arial"/>
+          <w:lang w:val="en-GB"/>
+        </w:rPr>
+        <w:t> </w:t>
+      </w:r>
+      <w:r>
+        <w:rPr>
+          <w:lang w:val="en-GB"/>
+        </w:rPr>
+        <w:t xml:space="preserve"> </w:t>
+      </w:r>
+      <w:r>
+        <w:rPr>
+          <w:rFonts w:ascii="Arial" w:hAnsi="Arial" w:cs="Arial"/>
+          <w:lang w:val="en-GB"/>
+        </w:rPr>
+        <w:t> </w:t>
+      </w:r>
+      <w:r>
+        <w:rPr>
+          <w:lang w:val="en-GB"/>
+        </w:rPr>
+        <w:t xml:space="preserve"> </w:t>
+      </w:r>
+      <w:r>
+        <w:rPr>
+          <w:rFonts w:ascii="Arial" w:hAnsi="Arial" w:cs="Arial"/>
+          <w:lang w:val="en-GB"/>
+        </w:rPr>
+        <w:t> </w:t>
+      </w:r>
+      <w:r>
+        <w:rPr>
+          <w:lang w:val="en-GB"/>
+        </w:rPr>
+        <w:t xml:space="preserve"> </w:t>
+      </w:r>
+      <w:r>
+        <w:rPr>
+          <w:rFonts w:ascii="Arial" w:hAnsi="Arial" w:cs="Arial"/>
+          <w:lang w:val="en-GB"/>
+        </w:rPr>
+        <w:t> </w:t>
+      </w:r>
+      <w:r>
+        <w:rPr>
+          <w:lang w:val="en-GB"/>
+        </w:rPr>
+        <w:t xml:space="preserve"> </w:t>
+      </w:r>
+      <w:r>
+        <w:rPr>
+          <w:rFonts w:ascii="Arial" w:hAnsi="Arial" w:cs="Arial"/>
+          <w:lang w:val="en-GB"/>
+        </w:rPr>
+        <w:t> </w:t>
+      </w:r>
+      <w:r>
+        <w:rPr>
+          <w:lang w:val="en-GB"/>
+        </w:rPr>
+        <w:t xml:space="preserve"> </w:t>
+      </w:r>
+      <w:r>
+        <w:rPr>
+          <w:rFonts w:ascii="Arial" w:hAnsi="Arial" w:cs="Arial"/>
+        </w:rPr>
+        <w:t> </w:t>
+      </w:r>
+      <w:r>
+        <w:rPr>
+          <w:b/>
+          <w:bCs/>
+          <w:lang w:val="en-GB"/>
+        </w:rPr>
+        <w:t>_top</w:t>
+      </w:r>
+      <w:r>
+        <w:rPr>
+          <w:lang w:val="en-GB"/>
+        </w:rPr>
+        <w:t>: Opens the document in the full body of the window. </w:t>
+      </w:r>
+    </w:p>
+    <w:p>
+      <w:r>
+        <w:t> </w:t>
+      </w:r>
+    </w:p>
+    <w:p>
+      <w:pPr>
+        <w:rPr>
+          <w:lang w:val="en-GB"/>
+        </w:rPr>
+      </w:pPr>
+      <w:proofErr w:type="gramStart"/>
+      <w:r>
+        <w:rPr>
+          <w:lang w:val="en-GB"/>
+        </w:rPr>
+        <w:t>Absolute  =</w:t>
+      </w:r>
+      <w:proofErr w:type="gramEnd"/>
+      <w:r>
+        <w:rPr>
+          <w:lang w:val="en-GB"/>
+        </w:rPr>
+        <w:t>      full path  </w:t>
+      </w:r>
+    </w:p>
+    <w:p>
+      <w:pPr>
+        <w:rPr>
+          <w:lang w:val="en-GB"/>
+        </w:rPr>
+      </w:pPr>
+      <w:r>
+        <w:rPr>
+          <w:lang w:val="en-GB"/>
+        </w:rPr>
+        <w:t>Relative    =      Portion of the URL </w:t>
+      </w:r>
+    </w:p>
+    <w:p>
+      <w:pPr>
+        <w:rPr>
+          <w:lang w:val="en-GB"/>
+        </w:rPr>
+      </w:pPr>
+      <w:r>
+        <w:rPr>
+          <w:lang w:val="en-GB"/>
+        </w:rPr>
+        <w:t> </w:t>
+      </w:r>
+    </w:p>
+    <w:p>
+      <w:r>
+        <w:t> </w:t>
+      </w:r>
+    </w:p>
+    <w:p>
+      <w:r>
+        <w:rPr>
+          <w:b/>
+          <w:bCs/>
+          <w:u w:val="single"/>
+        </w:rPr>
+        <w:t>Used As a</w:t>
+      </w:r>
+      <w:r>
+        <w:t>  </w:t>
+      </w:r>
+    </w:p>
+    <w:p>
+      <w:pPr>
+        <w:rPr>
+          <w:lang w:val="en-GB"/>
+        </w:rPr>
+      </w:pPr>
+      <w:r>
+        <w:rPr>
+          <w:lang w:val="en-GB"/>
+        </w:rPr>
+        <w:t> </w:t>
+      </w:r>
+    </w:p>
+    <w:p>
+      <w:pPr>
+        <w:numPr>
+          <w:ilvl w:val="0"/>
+          <w:numId w:val="1"/>
+        </w:numPr>
+        <w:rPr>
+          <w:lang w:val="en-GB"/>
+        </w:rPr>
+      </w:pPr>
+      <w:r>
+        <w:rPr>
+          <w:b/>
+          <w:bCs/>
+          <w:u w:val="single"/>
+          <w:lang w:val="en-GB"/>
+        </w:rPr>
+        <w:t>HTTP-based URLs</w:t>
+      </w:r>
+      <w:r>
+        <w:rPr>
+          <w:lang w:val="en-GB"/>
+        </w:rPr>
+        <w:t> </w:t>
+      </w:r>
+    </w:p>
+    <w:p>
+      <w:r>
+        <w:t> </w:t>
+      </w:r>
+    </w:p>
+    <w:tbl>
+      <w:tblPr>
+        <w:tblW w:w="0" w:type="auto"/>
+        <w:tblBorders>
+          <w:top w:val="outset" w:sz="6" w:space="0" w:color="auto"/>
+          <w:left w:val="outset" w:sz="6" w:space="0" w:color="auto"/>
+          <w:bottom w:val="outset" w:sz="6" w:space="0" w:color="auto"/>
+          <w:right w:val="outset" w:sz="6" w:space="0" w:color="auto"/>
+        </w:tblBorders>
+        <w:tblCellMar>
+          <w:top w:w="15" w:type="dxa"/>
+          <w:left w:w="15" w:type="dxa"/>
+          <w:bottom w:w="15" w:type="dxa"/>
+          <w:right w:w="15" w:type="dxa"/>
+        </w:tblCellMar>
+        <w:tblLook w:val="04A0" w:firstRow="1" w:lastRow="0" w:firstColumn="1" w:lastColumn="0" w:noHBand="0" w:noVBand="1"/>
+      </w:tblPr>
+      <w:tblGrid>
+        <w:gridCol w:w="6107"/>
+      </w:tblGrid>
+      <w:tr>
+        <w:tc>
+          <w:tcPr>
+            <w:tcW w:w="0" w:type="auto"/>
+            <w:tcBorders>
+              <w:top w:val="outset" w:sz="6" w:space="0" w:color="auto"/>
+              <w:left w:val="outset" w:sz="6" w:space="0" w:color="auto"/>
+              <w:bottom w:val="outset" w:sz="6" w:space="0" w:color="auto"/>
+              <w:right w:val="outset" w:sz="6" w:space="0" w:color="auto"/>
+            </w:tcBorders>
+            <w:vAlign w:val="center"/>
+            <w:hideMark/>
+          </w:tcPr>
+          <w:p>
+            <w:r>
+              <w:t xml:space="preserve">&lt;a </w:t>
+            </w:r>
+            <w:proofErr w:type="spellStart"/>
+            <w:r>
+              <w:t>href</w:t>
+            </w:r>
+            <w:proofErr w:type="spellEnd"/>
+            <w:r>
+              <w:t>="//example.com"&gt;Scheme-relative URL&lt;/a&gt; </w:t>
+            </w:r>
+          </w:p>
+          <w:p>
+            <w:r>
+              <w:t xml:space="preserve">&lt;a </w:t>
+            </w:r>
+            <w:proofErr w:type="spellStart"/>
+            <w:r>
+              <w:t>href</w:t>
+            </w:r>
+            <w:proofErr w:type="spellEnd"/>
+            <w:r>
+              <w:t>="/</w:t>
+            </w:r>
+            <w:proofErr w:type="spellStart"/>
+            <w:r>
+              <w:t>en</w:t>
+            </w:r>
+            <w:proofErr w:type="spellEnd"/>
+            <w:r>
+              <w:t>-US/docs/Web/HTML"&gt;Origin-relative URL&lt;/a&gt; </w:t>
+            </w:r>
+          </w:p>
+          <w:p>
+            <w:r>
+              <w:t xml:space="preserve">&lt;a </w:t>
+            </w:r>
+            <w:proofErr w:type="spellStart"/>
+            <w:r>
+              <w:t>href</w:t>
+            </w:r>
+            <w:proofErr w:type="spellEnd"/>
+            <w:r>
+              <w:t>="./p"&gt;Directory-relative URL&lt;/a&gt; </w:t>
+            </w:r>
+          </w:p>
+        </w:tc>
+      </w:tr>
+    </w:tbl>
+    <w:p>
+      <w:pPr>
+        <w:rPr>
+          <w:lang w:val="en-GB"/>
+        </w:rPr>
+      </w:pPr>
+      <w:r>
+        <w:rPr>
+          <w:lang w:val="en-GB"/>
+        </w:rPr>
+        <w:t> </w:t>
+      </w:r>
+    </w:p>
+    <w:p>
+      <w:pPr>
+        <w:numPr>
+          <w:ilvl w:val="0"/>
+          <w:numId w:val="2"/>
+        </w:numPr>
+        <w:rPr>
+          <w:lang w:val="en-GB"/>
+        </w:rPr>
+      </w:pPr>
+      <w:r>
+        <w:rPr>
+          <w:b/>
+          <w:bCs/>
+          <w:u w:val="single"/>
+          <w:lang w:val="en-GB"/>
+        </w:rPr>
+        <w:t>Linking to an element on the same page</w:t>
+      </w:r>
+      <w:r>
+        <w:rPr>
+          <w:lang w:val="en-GB"/>
+        </w:rPr>
+        <w:t> </w:t>
+      </w:r>
+    </w:p>
+    <w:p>
+      <w:r>
+        <w:t> </w:t>
+      </w:r>
+    </w:p>
+    <w:tbl>
+      <w:tblPr>
+        <w:tblW w:w="0" w:type="auto"/>
+        <w:tblBorders>
+          <w:top w:val="outset" w:sz="6" w:space="0" w:color="auto"/>
+          <w:left w:val="outset" w:sz="6" w:space="0" w:color="auto"/>
+          <w:bottom w:val="outset" w:sz="6" w:space="0" w:color="auto"/>
+          <w:right w:val="outset" w:sz="6" w:space="0" w:color="auto"/>
+        </w:tblBorders>
+        <w:tblCellMar>
+          <w:top w:w="15" w:type="dxa"/>
+          <w:left w:w="15" w:type="dxa"/>
+          <w:bottom w:w="15" w:type="dxa"/>
+          <w:right w:w="15" w:type="dxa"/>
+        </w:tblCellMar>
+        <w:tblLook w:val="04A0" w:firstRow="1" w:lastRow="0" w:firstColumn="1" w:lastColumn="0" w:noHBand="0" w:noVBand="1"/>
+      </w:tblPr>
+      <w:tblGrid>
+        <w:gridCol w:w="7822"/>
+      </w:tblGrid>
+      <w:tr>
+        <w:tc>
+          <w:tcPr>
+            <w:tcW w:w="0" w:type="auto"/>
+            <w:tcBorders>
+              <w:top w:val="outset" w:sz="6" w:space="0" w:color="auto"/>
+              <w:left w:val="outset" w:sz="6" w:space="0" w:color="auto"/>
+              <w:bottom w:val="outset" w:sz="6" w:space="0" w:color="auto"/>
+              <w:right w:val="outset" w:sz="6" w:space="0" w:color="auto"/>
+            </w:tcBorders>
+            <w:vAlign w:val="center"/>
+            <w:hideMark/>
+          </w:tcPr>
+          <w:p>
+            <w:r>
+              <w:lastRenderedPageBreak/>
+              <w:t>&lt;!-- &lt;a&gt; element links to the section below --&gt; </w:t>
+            </w:r>
+          </w:p>
+          <w:p>
+            <w:r>
+              <w:t xml:space="preserve">&lt;p&gt;&lt;a </w:t>
+            </w:r>
+            <w:proofErr w:type="spellStart"/>
+            <w:r>
+              <w:t>href</w:t>
+            </w:r>
+            <w:proofErr w:type="spellEnd"/>
+            <w:r>
+              <w:t>="</w:t>
+            </w:r>
+            <w:r>
+              <w:rPr>
+                <w:b/>
+                <w:bCs/>
+              </w:rPr>
+              <w:t>#</w:t>
+            </w:r>
+            <w:proofErr w:type="spellStart"/>
+            <w:r>
+              <w:rPr>
+                <w:b/>
+                <w:bCs/>
+              </w:rPr>
+              <w:t>Section_further_down</w:t>
+            </w:r>
+            <w:proofErr w:type="spellEnd"/>
+            <w:r>
+              <w:t>"&gt;Jump to the heading below&lt;/a&gt;&lt;/p&gt; </w:t>
+            </w:r>
+          </w:p>
+          <w:p>
+            <w:r>
+              <w:t> </w:t>
+            </w:r>
+          </w:p>
+          <w:p>
+            <w:r>
+              <w:t>&lt;!-- Heading to link to --&gt; </w:t>
+            </w:r>
+          </w:p>
+          <w:p>
+            <w:r>
+              <w:t>&lt;h2 id="</w:t>
+            </w:r>
+            <w:proofErr w:type="spellStart"/>
+            <w:r>
+              <w:rPr>
+                <w:b/>
+                <w:bCs/>
+              </w:rPr>
+              <w:t>Section_further_down</w:t>
+            </w:r>
+            <w:proofErr w:type="spellEnd"/>
+            <w:r>
+              <w:t>"&gt;Section further down&lt;/h2&gt; </w:t>
+            </w:r>
+          </w:p>
+        </w:tc>
+      </w:tr>
+    </w:tbl>
+    <w:p>
+      <w:pPr>
+        <w:rPr>
+          <w:lang w:val="en-GB"/>
+        </w:rPr>
+      </w:pPr>
+      <w:r>
+        <w:rPr>
+          <w:lang w:val="en-GB"/>
+        </w:rPr>
+        <w:t> </w:t>
+      </w:r>
+    </w:p>
+    <w:p>
+      <w:pPr>
+        <w:rPr>
+          <w:lang w:val="en-GB"/>
+        </w:rPr>
+      </w:pPr>
+      <w:r>
+        <w:rPr>
+          <w:lang w:val="en-GB"/>
+        </w:rPr>
+        <w:t> </w:t>
+      </w:r>
+    </w:p>
+    <w:p>
+      <w:pPr>
+        <w:numPr>
+          <w:ilvl w:val="0"/>
+          <w:numId w:val="3"/>
+        </w:numPr>
+        <w:rPr>
+          <w:lang w:val="en-GB"/>
+        </w:rPr>
+      </w:pPr>
+      <w:r>
+        <w:rPr>
+          <w:lang w:val="en-GB"/>
+        </w:rPr>
+        <w:t>Telephone numbers with</w:t>
+      </w:r>
+      <w:r>
+        <w:rPr>
+          <w:rFonts w:ascii="Arial" w:hAnsi="Arial" w:cs="Arial"/>
+          <w:lang w:val="en-GB"/>
+        </w:rPr>
+        <w:t> </w:t>
+      </w:r>
+      <w:proofErr w:type="spellStart"/>
+      <w:r>
+        <w:rPr>
+          <w:b/>
+          <w:bCs/>
+          <w:lang w:val="en-GB"/>
+        </w:rPr>
+        <w:t>tel</w:t>
+      </w:r>
+      <w:proofErr w:type="spellEnd"/>
+      <w:r>
+        <w:rPr>
+          <w:lang w:val="en-GB"/>
+        </w:rPr>
+        <w:t>:</w:t>
+      </w:r>
+      <w:r>
+        <w:rPr>
+          <w:rFonts w:ascii="Arial" w:hAnsi="Arial" w:cs="Arial"/>
+          <w:lang w:val="en-GB"/>
+        </w:rPr>
+        <w:t> </w:t>
+      </w:r>
+      <w:r>
+        <w:rPr>
+          <w:lang w:val="en-GB"/>
+        </w:rPr>
+        <w:t>URLs</w:t>
+      </w:r>
+      <w:r>
+        <w:t>   </w:t>
+      </w:r>
+      <w:r>
+        <w:rPr>
+          <w:lang w:val="en-GB"/>
+        </w:rPr>
+        <w:t> </w:t>
+      </w:r>
+    </w:p>
+    <w:p>
+      <w:r>
+        <w:t xml:space="preserve">&lt;a </w:t>
+      </w:r>
+      <w:proofErr w:type="spellStart"/>
+      <w:r>
+        <w:t>href</w:t>
+      </w:r>
+      <w:proofErr w:type="spellEnd"/>
+      <w:r>
+        <w:t>="</w:t>
+      </w:r>
+      <w:r>
+        <w:rPr>
+          <w:b/>
+          <w:bCs/>
+        </w:rPr>
+        <w:t>tel</w:t>
+      </w:r>
+      <w:r>
+        <w:t>:09022229502"&gt;090222229502&lt;/a&gt; </w:t>
+      </w:r>
+    </w:p>
+    <w:p>
+      <w:r>
+        <w:t> </w:t>
+      </w:r>
+    </w:p>
+    <w:p>
+      <w:r>
+        <w:t> </w:t>
+      </w:r>
+    </w:p>
+    <w:p>
+      <w:pPr>
+        <w:numPr>
+          <w:ilvl w:val="0"/>
+          <w:numId w:val="4"/>
+        </w:numPr>
+        <w:rPr>
+          <w:lang w:val="en-GB"/>
+        </w:rPr>
+      </w:pPr>
+      <w:r>
+        <w:rPr>
+          <w:lang w:val="en-GB"/>
+        </w:rPr>
+        <w:t>Email addresses with</w:t>
+      </w:r>
+      <w:r>
+        <w:rPr>
+          <w:rFonts w:ascii="Arial" w:hAnsi="Arial" w:cs="Arial"/>
+          <w:lang w:val="en-GB"/>
+        </w:rPr>
+        <w:t> </w:t>
+      </w:r>
+      <w:r>
+        <w:rPr>
+          <w:lang w:val="en-GB"/>
+        </w:rPr>
+        <w:t>mailto:</w:t>
+      </w:r>
+      <w:r>
+        <w:rPr>
+          <w:rFonts w:ascii="Arial" w:hAnsi="Arial" w:cs="Arial"/>
+          <w:lang w:val="en-GB"/>
+        </w:rPr>
+        <w:t> </w:t>
+      </w:r>
+      <w:r>
+        <w:rPr>
+          <w:lang w:val="en-GB"/>
+        </w:rPr>
+        <w:t>URLs</w:t>
+      </w:r>
+      <w:r>
+        <w:rPr>
+          <w:rFonts w:ascii="Aptos" w:hAnsi="Aptos" w:cs="Aptos"/>
+          <w:lang w:val="en-GB"/>
+        </w:rPr>
+        <w:t> </w:t>
+      </w:r>
+    </w:p>
+    <w:p>
+      <w:r>
+        <w:t xml:space="preserve">&lt;a </w:t>
+      </w:r>
+      <w:proofErr w:type="spellStart"/>
+      <w:r>
+        <w:t>href</w:t>
+      </w:r>
+      <w:proofErr w:type="spellEnd"/>
+      <w:r>
+        <w:t>="</w:t>
+      </w:r>
+      <w:r>
+        <w:rPr>
+          <w:b/>
+          <w:bCs/>
+        </w:rPr>
+        <w:t>mailto</w:t>
+      </w:r>
+      <w:r>
+        <w:t>:abc@nav.com"&gt;Send email to nowhere&lt;/a&gt; </w:t>
+      </w:r>
+    </w:p>
+    <w:p>
+      <w:pPr>
+        <w:rPr>
+          <w:lang w:val="en-GB"/>
+        </w:rPr>
+      </w:pPr>
+      <w:r>
+        <w:rPr>
+          <w:lang w:val="en-GB"/>
+        </w:rPr>
+        <w:t> </w:t>
+      </w:r>
+    </w:p>
+    <w:p>
+      <w:pPr>
+        <w:numPr>
+          <w:ilvl w:val="0"/>
+          <w:numId w:val="5"/>
+        </w:numPr>
+        <w:rPr>
+          <w:lang w:val="en-GB"/>
+        </w:rPr>
+      </w:pPr>
+      <w:r>
+        <w:rPr>
+          <w:lang w:val="en-GB"/>
+        </w:rPr>
+        <w:t>SMS text messages with</w:t>
+      </w:r>
+      <w:r>
+        <w:rPr>
+          <w:rFonts w:ascii="Arial" w:hAnsi="Arial" w:cs="Arial"/>
+          <w:lang w:val="en-GB"/>
+        </w:rPr>
+        <w:t> </w:t>
+      </w:r>
+      <w:proofErr w:type="spellStart"/>
+      <w:r>
+        <w:rPr>
+          <w:lang w:val="en-GB"/>
+        </w:rPr>
+        <w:t>sms</w:t>
+      </w:r>
+      <w:proofErr w:type="spellEnd"/>
+      <w:r>
+        <w:rPr>
+          <w:lang w:val="en-GB"/>
+        </w:rPr>
+        <w:t>:</w:t>
+      </w:r>
+      <w:r>
+        <w:rPr>
+          <w:rFonts w:ascii="Arial" w:hAnsi="Arial" w:cs="Arial"/>
+          <w:lang w:val="en-GB"/>
+        </w:rPr>
+        <w:t> </w:t>
+      </w:r>
+      <w:r>
+        <w:rPr>
+          <w:lang w:val="en-GB"/>
+        </w:rPr>
+        <w:t>URLs</w:t>
+      </w:r>
+      <w:r>
+        <w:rPr>
+          <w:rFonts w:ascii="Aptos" w:hAnsi="Aptos" w:cs="Aptos"/>
+          <w:lang w:val="en-GB"/>
+        </w:rPr>
+        <w:t> </w:t>
+      </w:r>
+    </w:p>
+    <w:p>
+      <w:r>
+        <w:t xml:space="preserve">&lt;a </w:t>
+      </w:r>
+      <w:proofErr w:type="spellStart"/>
+      <w:r>
+        <w:t>href</w:t>
+      </w:r>
+      <w:proofErr w:type="spellEnd"/>
+      <w:r>
+        <w:t>="</w:t>
+      </w:r>
+      <w:proofErr w:type="spellStart"/>
+      <w:r>
+        <w:rPr>
+          <w:b/>
+          <w:bCs/>
+        </w:rPr>
+        <w:t>sms</w:t>
+      </w:r>
+      <w:proofErr w:type="spellEnd"/>
+      <w:r>
+        <w:t>:+91.9022229502"&gt;+90222229502&lt;/a&gt; </w:t>
+      </w:r>
+    </w:p>
+    <w:p>
+      <w:r>
+        <w:t> </w:t>
+      </w:r>
+    </w:p>
+    <w:p>
+      <w:pPr>
+        <w:numPr>
+          <w:ilvl w:val="0"/>
+          <w:numId w:val="6"/>
+        </w:numPr>
+      </w:pPr>
+      <w:hyperlink r:id="rId6" w:tgtFrame="_blank" w:history="1">
+        <w:r>
+          <w:rPr>
+            <w:rStyle w:val="Hyperlink"/>
+          </w:rPr>
+          <w:t>https://api.whatsapp.com/send?phone=9022229502</w:t>
+        </w:r>
+      </w:hyperlink>
+      <w:r>
+        <w:t> </w:t>
+      </w:r>
+    </w:p>
+    <w:p>
+      <w:pPr>
+        <w:rPr>
+          <w:lang w:val="en-GB"/>
+        </w:rPr>
+      </w:pPr>
+      <w:r>
+        <w:rPr>
+          <w:lang w:val="en-GB"/>
+        </w:rPr>
+        <w:t> </w:t>
+      </w:r>
+    </w:p>
+    <w:p>
+      <w:pPr>
+        <w:rPr>
+          <w:lang w:val="en-GB"/>
+        </w:rPr>
+      </w:pPr>
+      <w:hyperlink r:id="rId7" w:tgtFrame="_blank" w:history="1">
+        <w:r>
+          <w:rPr>
+            <w:rStyle w:val="Hyperlink"/>
+            <w:lang w:val="en-GB"/>
+          </w:rPr>
+          <w:t>https://wa.me/</w:t>
+        </w:r>
+      </w:hyperlink>
+      <w:r>
+        <w:rPr>
+          <w:lang w:val="en-GB"/>
+        </w:rPr>
+        <w:t>? </w:t>
+      </w:r>
+    </w:p>
+    <w:p>
+      <w:pPr>
+        <w:rPr>
+          <w:lang w:val="en-GB"/>
+        </w:rPr>
+      </w:pPr>
+      <w:r>
+        <w:rPr>
+          <w:lang w:val="en-GB"/>
+        </w:rPr>
+        <w:t>text=I'm%20inquiring%20about%20the%20apartment%20listing </w:t>
+      </w:r>
+    </w:p>
+    <w:p>
+      <w:pPr>
+        <w:rPr>
+          <w:lang w:val="en-GB"/>
+        </w:rPr>
+      </w:pPr>
+      <w:r>
+        <w:rPr>
+          <w:lang w:val="en-GB"/>
+        </w:rPr>
+        <w:t> </w:t>
+      </w:r>
+    </w:p>
+    <w:p>
+      <w:pPr>
+        <w:rPr>
+          <w:lang w:val="en-GB"/>
+        </w:rPr>
+      </w:pPr>
+      <w:r>
+        <w:rPr>
+          <w:lang w:val="en-GB"/>
+        </w:rPr>
+        <w:t> </w:t>
+      </w:r>
+    </w:p>
+    <w:p>
+      <w:pPr>
+        <w:rPr>
+          <w:lang w:val="en-GB"/>
+        </w:rPr>
+      </w:pPr>
+      <w:r>
+        <w:rPr>
+          <w:lang w:val="en-GB"/>
+        </w:rPr>
+        <w:t> </w:t>
+      </w:r>
+    </w:p>
+    <w:p>
+      <w:pPr>
+        <w:rPr>
+          <w:lang w:val="en-GB"/>
+        </w:rPr>
+      </w:pPr>
+      <w:r>
+        <w:rPr>
+          <w:lang w:val="en-GB"/>
+        </w:rPr>
+        <w:t> </w:t>
+      </w:r>
+    </w:p>
+    <w:p/>
     <w:sectPr>
       <w:pgSz w:w="12240" w:h="15840"/>
       <w:pgMar w:top="1440" w:right="1440" w:bottom="1440" w:left="1440" w:header="720" w:footer="720" w:gutter="0"/>
@@ -362,6 +1730,707 @@
     </w:sectPr>
   </w:body>
 </w:document>
+</file>
+
+<file path=word/numbering.xml><?xml version="1.0" encoding="utf-8"?>
+<w:numbering xmlns:wpc="http://schemas.microsoft.com/office/word/2010/wordprocessingCanvas" xmlns:cx="http://schemas.microsoft.com/office/drawing/2014/chartex" xmlns:cx1="http://schemas.microsoft.com/office/drawing/2015/9/8/chartex" xmlns:cx2="http://schemas.microsoft.com/office/drawing/2015/10/21/chartex" xmlns:cx3="http://schemas.microsoft.com/office/drawing/2016/5/9/chartex" xmlns:cx4="http://schemas.microsoft.com/office/drawing/2016/5/10/chartex" xmlns:cx5="http://schemas.microsoft.com/office/drawing/2016/5/11/chartex" xmlns:cx6="http://schemas.microsoft.com/office/drawing/2016/5/12/chartex" xmlns:cx7="http://schemas.microsoft.com/office/drawing/2016/5/13/chartex" xmlns:cx8="http://schemas.microsoft.com/office/drawing/2016/5/14/chartex" xmlns:mc="http://schemas.openxmlformats.org/markup-compatibility/2006" xmlns:aink="http://schemas.microsoft.com/office/drawing/2016/ink" xmlns:am3d="http://schemas.microsoft.com/office/drawing/2017/model3d" xmlns:o="urn:schemas-microsoft-com:office:office" xmlns:oel="http://schemas.microsoft.com/office/2019/extlst" xmlns:r="http://schemas.openxmlformats.org/officeDocument/2006/relationships" xmlns:m="http://schemas.openxmlformats.org/officeDocument/2006/math" xmlns:v="urn:schemas-microsoft-com:vml" xmlns:wp14="http://schemas.microsoft.com/office/word/2010/wordprocessingDrawing" xmlns:wp="http://schemas.openxmlformats.org/drawingml/2006/wordprocessingDrawing" xmlns:w10="urn:schemas-microsoft-com:office:word" xmlns:w="http://schemas.openxmlformats.org/wordprocessingml/2006/main" xmlns:w14="http://schemas.microsoft.com/office/word/2010/wordml" xmlns:w15="http://schemas.microsoft.com/office/word/2012/wordml" xmlns:w16cex="http://schemas.microsoft.com/office/word/2018/wordml/cex" xmlns:w16cid="http://schemas.microsoft.com/office/word/2016/wordml/cid" xmlns:w16="http://schemas.microsoft.com/office/word/2018/wordml" xmlns:w16du="http://schemas.microsoft.com/office/word/2023/wordml/word16du" xmlns:w16sdtdh="http://schemas.microsoft.com/office/word/2020/wordml/sdtdatahash" xmlns:w16sdtfl="http://schemas.microsoft.com/office/word/2024/wordml/sdtformatlock" xmlns:w16se="http://schemas.microsoft.com/office/word/2015/wordml/symex" xmlns:wpg="http://schemas.microsoft.com/office/word/2010/wordprocessingGroup" xmlns:wpi="http://schemas.microsoft.com/office/word/2010/wordprocessingInk" xmlns:wne="http://schemas.microsoft.com/office/word/2006/wordml" xmlns:wps="http://schemas.microsoft.com/office/word/2010/wordprocessingShape" mc:Ignorable="w14 w15 w16se w16cid w16 w16cex w16sdtdh w16sdtfl w16du wp14">
+  <w:abstractNum w:abstractNumId="0" w15:restartNumberingAfterBreak="0">
+    <w:nsid w:val="256132BA"/>
+    <w:multiLevelType w:val="multilevel"/>
+    <w:tmpl w:val="904089E2"/>
+    <w:lvl w:ilvl="0">
+      <w:start w:val="3"/>
+      <w:numFmt w:val="decimal"/>
+      <w:lvlText w:val="%1."/>
+      <w:lvlJc w:val="left"/>
+      <w:pPr>
+        <w:tabs>
+          <w:tab w:val="num" w:pos="720"/>
+        </w:tabs>
+        <w:ind w:left="720" w:hanging="360"/>
+      </w:pPr>
+    </w:lvl>
+    <w:lvl w:ilvl="1" w:tentative="1">
+      <w:start w:val="1"/>
+      <w:numFmt w:val="decimal"/>
+      <w:lvlText w:val="%2."/>
+      <w:lvlJc w:val="left"/>
+      <w:pPr>
+        <w:tabs>
+          <w:tab w:val="num" w:pos="1440"/>
+        </w:tabs>
+        <w:ind w:left="1440" w:hanging="360"/>
+      </w:pPr>
+    </w:lvl>
+    <w:lvl w:ilvl="2" w:tentative="1">
+      <w:start w:val="1"/>
+      <w:numFmt w:val="decimal"/>
+      <w:lvlText w:val="%3."/>
+      <w:lvlJc w:val="left"/>
+      <w:pPr>
+        <w:tabs>
+          <w:tab w:val="num" w:pos="2160"/>
+        </w:tabs>
+        <w:ind w:left="2160" w:hanging="360"/>
+      </w:pPr>
+    </w:lvl>
+    <w:lvl w:ilvl="3" w:tentative="1">
+      <w:start w:val="1"/>
+      <w:numFmt w:val="decimal"/>
+      <w:lvlText w:val="%4."/>
+      <w:lvlJc w:val="left"/>
+      <w:pPr>
+        <w:tabs>
+          <w:tab w:val="num" w:pos="2880"/>
+        </w:tabs>
+        <w:ind w:left="2880" w:hanging="360"/>
+      </w:pPr>
+    </w:lvl>
+    <w:lvl w:ilvl="4" w:tentative="1">
+      <w:start w:val="1"/>
+      <w:numFmt w:val="decimal"/>
+      <w:lvlText w:val="%5."/>
+      <w:lvlJc w:val="left"/>
+      <w:pPr>
+        <w:tabs>
+          <w:tab w:val="num" w:pos="3600"/>
+        </w:tabs>
+        <w:ind w:left="3600" w:hanging="360"/>
+      </w:pPr>
+    </w:lvl>
+    <w:lvl w:ilvl="5" w:tentative="1">
+      <w:start w:val="1"/>
+      <w:numFmt w:val="decimal"/>
+      <w:lvlText w:val="%6."/>
+      <w:lvlJc w:val="left"/>
+      <w:pPr>
+        <w:tabs>
+          <w:tab w:val="num" w:pos="4320"/>
+        </w:tabs>
+        <w:ind w:left="4320" w:hanging="360"/>
+      </w:pPr>
+    </w:lvl>
+    <w:lvl w:ilvl="6" w:tentative="1">
+      <w:start w:val="1"/>
+      <w:numFmt w:val="decimal"/>
+      <w:lvlText w:val="%7."/>
+      <w:lvlJc w:val="left"/>
+      <w:pPr>
+        <w:tabs>
+          <w:tab w:val="num" w:pos="5040"/>
+        </w:tabs>
+        <w:ind w:left="5040" w:hanging="360"/>
+      </w:pPr>
+    </w:lvl>
+    <w:lvl w:ilvl="7" w:tentative="1">
+      <w:start w:val="1"/>
+      <w:numFmt w:val="decimal"/>
+      <w:lvlText w:val="%8."/>
+      <w:lvlJc w:val="left"/>
+      <w:pPr>
+        <w:tabs>
+          <w:tab w:val="num" w:pos="5760"/>
+        </w:tabs>
+        <w:ind w:left="5760" w:hanging="360"/>
+      </w:pPr>
+    </w:lvl>
+    <w:lvl w:ilvl="8" w:tentative="1">
+      <w:start w:val="1"/>
+      <w:numFmt w:val="decimal"/>
+      <w:lvlText w:val="%9."/>
+      <w:lvlJc w:val="left"/>
+      <w:pPr>
+        <w:tabs>
+          <w:tab w:val="num" w:pos="6480"/>
+        </w:tabs>
+        <w:ind w:left="6480" w:hanging="360"/>
+      </w:pPr>
+    </w:lvl>
+  </w:abstractNum>
+  <w:abstractNum w:abstractNumId="1" w15:restartNumberingAfterBreak="0">
+    <w:nsid w:val="317B08C3"/>
+    <w:multiLevelType w:val="multilevel"/>
+    <w:tmpl w:val="A67C651C"/>
+    <w:lvl w:ilvl="0">
+      <w:start w:val="1"/>
+      <w:numFmt w:val="decimal"/>
+      <w:lvlText w:val="%1."/>
+      <w:lvlJc w:val="left"/>
+      <w:pPr>
+        <w:tabs>
+          <w:tab w:val="num" w:pos="720"/>
+        </w:tabs>
+        <w:ind w:left="720" w:hanging="360"/>
+      </w:pPr>
+    </w:lvl>
+    <w:lvl w:ilvl="1" w:tentative="1">
+      <w:start w:val="1"/>
+      <w:numFmt w:val="decimal"/>
+      <w:lvlText w:val="%2."/>
+      <w:lvlJc w:val="left"/>
+      <w:pPr>
+        <w:tabs>
+          <w:tab w:val="num" w:pos="1440"/>
+        </w:tabs>
+        <w:ind w:left="1440" w:hanging="360"/>
+      </w:pPr>
+    </w:lvl>
+    <w:lvl w:ilvl="2" w:tentative="1">
+      <w:start w:val="1"/>
+      <w:numFmt w:val="decimal"/>
+      <w:lvlText w:val="%3."/>
+      <w:lvlJc w:val="left"/>
+      <w:pPr>
+        <w:tabs>
+          <w:tab w:val="num" w:pos="2160"/>
+        </w:tabs>
+        <w:ind w:left="2160" w:hanging="360"/>
+      </w:pPr>
+    </w:lvl>
+    <w:lvl w:ilvl="3" w:tentative="1">
+      <w:start w:val="1"/>
+      <w:numFmt w:val="decimal"/>
+      <w:lvlText w:val="%4."/>
+      <w:lvlJc w:val="left"/>
+      <w:pPr>
+        <w:tabs>
+          <w:tab w:val="num" w:pos="2880"/>
+        </w:tabs>
+        <w:ind w:left="2880" w:hanging="360"/>
+      </w:pPr>
+    </w:lvl>
+    <w:lvl w:ilvl="4" w:tentative="1">
+      <w:start w:val="1"/>
+      <w:numFmt w:val="decimal"/>
+      <w:lvlText w:val="%5."/>
+      <w:lvlJc w:val="left"/>
+      <w:pPr>
+        <w:tabs>
+          <w:tab w:val="num" w:pos="3600"/>
+        </w:tabs>
+        <w:ind w:left="3600" w:hanging="360"/>
+      </w:pPr>
+    </w:lvl>
+    <w:lvl w:ilvl="5" w:tentative="1">
+      <w:start w:val="1"/>
+      <w:numFmt w:val="decimal"/>
+      <w:lvlText w:val="%6."/>
+      <w:lvlJc w:val="left"/>
+      <w:pPr>
+        <w:tabs>
+          <w:tab w:val="num" w:pos="4320"/>
+        </w:tabs>
+        <w:ind w:left="4320" w:hanging="360"/>
+      </w:pPr>
+    </w:lvl>
+    <w:lvl w:ilvl="6" w:tentative="1">
+      <w:start w:val="1"/>
+      <w:numFmt w:val="decimal"/>
+      <w:lvlText w:val="%7."/>
+      <w:lvlJc w:val="left"/>
+      <w:pPr>
+        <w:tabs>
+          <w:tab w:val="num" w:pos="5040"/>
+        </w:tabs>
+        <w:ind w:left="5040" w:hanging="360"/>
+      </w:pPr>
+    </w:lvl>
+    <w:lvl w:ilvl="7" w:tentative="1">
+      <w:start w:val="1"/>
+      <w:numFmt w:val="decimal"/>
+      <w:lvlText w:val="%8."/>
+      <w:lvlJc w:val="left"/>
+      <w:pPr>
+        <w:tabs>
+          <w:tab w:val="num" w:pos="5760"/>
+        </w:tabs>
+        <w:ind w:left="5760" w:hanging="360"/>
+      </w:pPr>
+    </w:lvl>
+    <w:lvl w:ilvl="8" w:tentative="1">
+      <w:start w:val="1"/>
+      <w:numFmt w:val="decimal"/>
+      <w:lvlText w:val="%9."/>
+      <w:lvlJc w:val="left"/>
+      <w:pPr>
+        <w:tabs>
+          <w:tab w:val="num" w:pos="6480"/>
+        </w:tabs>
+        <w:ind w:left="6480" w:hanging="360"/>
+      </w:pPr>
+    </w:lvl>
+  </w:abstractNum>
+  <w:abstractNum w:abstractNumId="2" w15:restartNumberingAfterBreak="0">
+    <w:nsid w:val="3FF71513"/>
+    <w:multiLevelType w:val="multilevel"/>
+    <w:tmpl w:val="6B9E27AA"/>
+    <w:lvl w:ilvl="0">
+      <w:start w:val="6"/>
+      <w:numFmt w:val="decimal"/>
+      <w:lvlText w:val="%1."/>
+      <w:lvlJc w:val="left"/>
+      <w:pPr>
+        <w:tabs>
+          <w:tab w:val="num" w:pos="720"/>
+        </w:tabs>
+        <w:ind w:left="720" w:hanging="360"/>
+      </w:pPr>
+    </w:lvl>
+    <w:lvl w:ilvl="1" w:tentative="1">
+      <w:start w:val="1"/>
+      <w:numFmt w:val="decimal"/>
+      <w:lvlText w:val="%2."/>
+      <w:lvlJc w:val="left"/>
+      <w:pPr>
+        <w:tabs>
+          <w:tab w:val="num" w:pos="1440"/>
+        </w:tabs>
+        <w:ind w:left="1440" w:hanging="360"/>
+      </w:pPr>
+    </w:lvl>
+    <w:lvl w:ilvl="2" w:tentative="1">
+      <w:start w:val="1"/>
+      <w:numFmt w:val="decimal"/>
+      <w:lvlText w:val="%3."/>
+      <w:lvlJc w:val="left"/>
+      <w:pPr>
+        <w:tabs>
+          <w:tab w:val="num" w:pos="2160"/>
+        </w:tabs>
+        <w:ind w:left="2160" w:hanging="360"/>
+      </w:pPr>
+    </w:lvl>
+    <w:lvl w:ilvl="3" w:tentative="1">
+      <w:start w:val="1"/>
+      <w:numFmt w:val="decimal"/>
+      <w:lvlText w:val="%4."/>
+      <w:lvlJc w:val="left"/>
+      <w:pPr>
+        <w:tabs>
+          <w:tab w:val="num" w:pos="2880"/>
+        </w:tabs>
+        <w:ind w:left="2880" w:hanging="360"/>
+      </w:pPr>
+    </w:lvl>
+    <w:lvl w:ilvl="4" w:tentative="1">
+      <w:start w:val="1"/>
+      <w:numFmt w:val="decimal"/>
+      <w:lvlText w:val="%5."/>
+      <w:lvlJc w:val="left"/>
+      <w:pPr>
+        <w:tabs>
+          <w:tab w:val="num" w:pos="3600"/>
+        </w:tabs>
+        <w:ind w:left="3600" w:hanging="360"/>
+      </w:pPr>
+    </w:lvl>
+    <w:lvl w:ilvl="5" w:tentative="1">
+      <w:start w:val="1"/>
+      <w:numFmt w:val="decimal"/>
+      <w:lvlText w:val="%6."/>
+      <w:lvlJc w:val="left"/>
+      <w:pPr>
+        <w:tabs>
+          <w:tab w:val="num" w:pos="4320"/>
+        </w:tabs>
+        <w:ind w:left="4320" w:hanging="360"/>
+      </w:pPr>
+    </w:lvl>
+    <w:lvl w:ilvl="6" w:tentative="1">
+      <w:start w:val="1"/>
+      <w:numFmt w:val="decimal"/>
+      <w:lvlText w:val="%7."/>
+      <w:lvlJc w:val="left"/>
+      <w:pPr>
+        <w:tabs>
+          <w:tab w:val="num" w:pos="5040"/>
+        </w:tabs>
+        <w:ind w:left="5040" w:hanging="360"/>
+      </w:pPr>
+    </w:lvl>
+    <w:lvl w:ilvl="7" w:tentative="1">
+      <w:start w:val="1"/>
+      <w:numFmt w:val="decimal"/>
+      <w:lvlText w:val="%8."/>
+      <w:lvlJc w:val="left"/>
+      <w:pPr>
+        <w:tabs>
+          <w:tab w:val="num" w:pos="5760"/>
+        </w:tabs>
+        <w:ind w:left="5760" w:hanging="360"/>
+      </w:pPr>
+    </w:lvl>
+    <w:lvl w:ilvl="8" w:tentative="1">
+      <w:start w:val="1"/>
+      <w:numFmt w:val="decimal"/>
+      <w:lvlText w:val="%9."/>
+      <w:lvlJc w:val="left"/>
+      <w:pPr>
+        <w:tabs>
+          <w:tab w:val="num" w:pos="6480"/>
+        </w:tabs>
+        <w:ind w:left="6480" w:hanging="360"/>
+      </w:pPr>
+    </w:lvl>
+  </w:abstractNum>
+  <w:abstractNum w:abstractNumId="3" w15:restartNumberingAfterBreak="0">
+    <w:nsid w:val="50173F9E"/>
+    <w:multiLevelType w:val="multilevel"/>
+    <w:tmpl w:val="9CD668A4"/>
+    <w:lvl w:ilvl="0">
+      <w:start w:val="4"/>
+      <w:numFmt w:val="decimal"/>
+      <w:lvlText w:val="%1."/>
+      <w:lvlJc w:val="left"/>
+      <w:pPr>
+        <w:tabs>
+          <w:tab w:val="num" w:pos="720"/>
+        </w:tabs>
+        <w:ind w:left="720" w:hanging="360"/>
+      </w:pPr>
+    </w:lvl>
+    <w:lvl w:ilvl="1" w:tentative="1">
+      <w:start w:val="1"/>
+      <w:numFmt w:val="decimal"/>
+      <w:lvlText w:val="%2."/>
+      <w:lvlJc w:val="left"/>
+      <w:pPr>
+        <w:tabs>
+          <w:tab w:val="num" w:pos="1440"/>
+        </w:tabs>
+        <w:ind w:left="1440" w:hanging="360"/>
+      </w:pPr>
+    </w:lvl>
+    <w:lvl w:ilvl="2" w:tentative="1">
+      <w:start w:val="1"/>
+      <w:numFmt w:val="decimal"/>
+      <w:lvlText w:val="%3."/>
+      <w:lvlJc w:val="left"/>
+      <w:pPr>
+        <w:tabs>
+          <w:tab w:val="num" w:pos="2160"/>
+        </w:tabs>
+        <w:ind w:left="2160" w:hanging="360"/>
+      </w:pPr>
+    </w:lvl>
+    <w:lvl w:ilvl="3" w:tentative="1">
+      <w:start w:val="1"/>
+      <w:numFmt w:val="decimal"/>
+      <w:lvlText w:val="%4."/>
+      <w:lvlJc w:val="left"/>
+      <w:pPr>
+        <w:tabs>
+          <w:tab w:val="num" w:pos="2880"/>
+        </w:tabs>
+        <w:ind w:left="2880" w:hanging="360"/>
+      </w:pPr>
+    </w:lvl>
+    <w:lvl w:ilvl="4" w:tentative="1">
+      <w:start w:val="1"/>
+      <w:numFmt w:val="decimal"/>
+      <w:lvlText w:val="%5."/>
+      <w:lvlJc w:val="left"/>
+      <w:pPr>
+        <w:tabs>
+          <w:tab w:val="num" w:pos="3600"/>
+        </w:tabs>
+        <w:ind w:left="3600" w:hanging="360"/>
+      </w:pPr>
+    </w:lvl>
+    <w:lvl w:ilvl="5" w:tentative="1">
+      <w:start w:val="1"/>
+      <w:numFmt w:val="decimal"/>
+      <w:lvlText w:val="%6."/>
+      <w:lvlJc w:val="left"/>
+      <w:pPr>
+        <w:tabs>
+          <w:tab w:val="num" w:pos="4320"/>
+        </w:tabs>
+        <w:ind w:left="4320" w:hanging="360"/>
+      </w:pPr>
+    </w:lvl>
+    <w:lvl w:ilvl="6" w:tentative="1">
+      <w:start w:val="1"/>
+      <w:numFmt w:val="decimal"/>
+      <w:lvlText w:val="%7."/>
+      <w:lvlJc w:val="left"/>
+      <w:pPr>
+        <w:tabs>
+          <w:tab w:val="num" w:pos="5040"/>
+        </w:tabs>
+        <w:ind w:left="5040" w:hanging="360"/>
+      </w:pPr>
+    </w:lvl>
+    <w:lvl w:ilvl="7" w:tentative="1">
+      <w:start w:val="1"/>
+      <w:numFmt w:val="decimal"/>
+      <w:lvlText w:val="%8."/>
+      <w:lvlJc w:val="left"/>
+      <w:pPr>
+        <w:tabs>
+          <w:tab w:val="num" w:pos="5760"/>
+        </w:tabs>
+        <w:ind w:left="5760" w:hanging="360"/>
+      </w:pPr>
+    </w:lvl>
+    <w:lvl w:ilvl="8" w:tentative="1">
+      <w:start w:val="1"/>
+      <w:numFmt w:val="decimal"/>
+      <w:lvlText w:val="%9."/>
+      <w:lvlJc w:val="left"/>
+      <w:pPr>
+        <w:tabs>
+          <w:tab w:val="num" w:pos="6480"/>
+        </w:tabs>
+        <w:ind w:left="6480" w:hanging="360"/>
+      </w:pPr>
+    </w:lvl>
+  </w:abstractNum>
+  <w:abstractNum w:abstractNumId="4" w15:restartNumberingAfterBreak="0">
+    <w:nsid w:val="5E400DBD"/>
+    <w:multiLevelType w:val="multilevel"/>
+    <w:tmpl w:val="57C47484"/>
+    <w:lvl w:ilvl="0">
+      <w:start w:val="2"/>
+      <w:numFmt w:val="decimal"/>
+      <w:lvlText w:val="%1."/>
+      <w:lvlJc w:val="left"/>
+      <w:pPr>
+        <w:tabs>
+          <w:tab w:val="num" w:pos="720"/>
+        </w:tabs>
+        <w:ind w:left="720" w:hanging="360"/>
+      </w:pPr>
+    </w:lvl>
+    <w:lvl w:ilvl="1" w:tentative="1">
+      <w:start w:val="1"/>
+      <w:numFmt w:val="decimal"/>
+      <w:lvlText w:val="%2."/>
+      <w:lvlJc w:val="left"/>
+      <w:pPr>
+        <w:tabs>
+          <w:tab w:val="num" w:pos="1440"/>
+        </w:tabs>
+        <w:ind w:left="1440" w:hanging="360"/>
+      </w:pPr>
+    </w:lvl>
+    <w:lvl w:ilvl="2" w:tentative="1">
+      <w:start w:val="1"/>
+      <w:numFmt w:val="decimal"/>
+      <w:lvlText w:val="%3."/>
+      <w:lvlJc w:val="left"/>
+      <w:pPr>
+        <w:tabs>
+          <w:tab w:val="num" w:pos="2160"/>
+        </w:tabs>
+        <w:ind w:left="2160" w:hanging="360"/>
+      </w:pPr>
+    </w:lvl>
+    <w:lvl w:ilvl="3" w:tentative="1">
+      <w:start w:val="1"/>
+      <w:numFmt w:val="decimal"/>
+      <w:lvlText w:val="%4."/>
+      <w:lvlJc w:val="left"/>
+      <w:pPr>
+        <w:tabs>
+          <w:tab w:val="num" w:pos="2880"/>
+        </w:tabs>
+        <w:ind w:left="2880" w:hanging="360"/>
+      </w:pPr>
+    </w:lvl>
+    <w:lvl w:ilvl="4" w:tentative="1">
+      <w:start w:val="1"/>
+      <w:numFmt w:val="decimal"/>
+      <w:lvlText w:val="%5."/>
+      <w:lvlJc w:val="left"/>
+      <w:pPr>
+        <w:tabs>
+          <w:tab w:val="num" w:pos="3600"/>
+        </w:tabs>
+        <w:ind w:left="3600" w:hanging="360"/>
+      </w:pPr>
+    </w:lvl>
+    <w:lvl w:ilvl="5" w:tentative="1">
+      <w:start w:val="1"/>
+      <w:numFmt w:val="decimal"/>
+      <w:lvlText w:val="%6."/>
+      <w:lvlJc w:val="left"/>
+      <w:pPr>
+        <w:tabs>
+          <w:tab w:val="num" w:pos="4320"/>
+        </w:tabs>
+        <w:ind w:left="4320" w:hanging="360"/>
+      </w:pPr>
+    </w:lvl>
+    <w:lvl w:ilvl="6" w:tentative="1">
+      <w:start w:val="1"/>
+      <w:numFmt w:val="decimal"/>
+      <w:lvlText w:val="%7."/>
+      <w:lvlJc w:val="left"/>
+      <w:pPr>
+        <w:tabs>
+          <w:tab w:val="num" w:pos="5040"/>
+        </w:tabs>
+        <w:ind w:left="5040" w:hanging="360"/>
+      </w:pPr>
+    </w:lvl>
+    <w:lvl w:ilvl="7" w:tentative="1">
+      <w:start w:val="1"/>
+      <w:numFmt w:val="decimal"/>
+      <w:lvlText w:val="%8."/>
+      <w:lvlJc w:val="left"/>
+      <w:pPr>
+        <w:tabs>
+          <w:tab w:val="num" w:pos="5760"/>
+        </w:tabs>
+        <w:ind w:left="5760" w:hanging="360"/>
+      </w:pPr>
+    </w:lvl>
+    <w:lvl w:ilvl="8" w:tentative="1">
+      <w:start w:val="1"/>
+      <w:numFmt w:val="decimal"/>
+      <w:lvlText w:val="%9."/>
+      <w:lvlJc w:val="left"/>
+      <w:pPr>
+        <w:tabs>
+          <w:tab w:val="num" w:pos="6480"/>
+        </w:tabs>
+        <w:ind w:left="6480" w:hanging="360"/>
+      </w:pPr>
+    </w:lvl>
+  </w:abstractNum>
+  <w:abstractNum w:abstractNumId="5" w15:restartNumberingAfterBreak="0">
+    <w:nsid w:val="75E824CC"/>
+    <w:multiLevelType w:val="multilevel"/>
+    <w:tmpl w:val="E5160920"/>
+    <w:lvl w:ilvl="0">
+      <w:start w:val="5"/>
+      <w:numFmt w:val="decimal"/>
+      <w:lvlText w:val="%1."/>
+      <w:lvlJc w:val="left"/>
+      <w:pPr>
+        <w:tabs>
+          <w:tab w:val="num" w:pos="720"/>
+        </w:tabs>
+        <w:ind w:left="720" w:hanging="360"/>
+      </w:pPr>
+    </w:lvl>
+    <w:lvl w:ilvl="1" w:tentative="1">
+      <w:start w:val="1"/>
+      <w:numFmt w:val="decimal"/>
+      <w:lvlText w:val="%2."/>
+      <w:lvlJc w:val="left"/>
+      <w:pPr>
+        <w:tabs>
+          <w:tab w:val="num" w:pos="1440"/>
+        </w:tabs>
+        <w:ind w:left="1440" w:hanging="360"/>
+      </w:pPr>
+    </w:lvl>
+    <w:lvl w:ilvl="2" w:tentative="1">
+      <w:start w:val="1"/>
+      <w:numFmt w:val="decimal"/>
+      <w:lvlText w:val="%3."/>
+      <w:lvlJc w:val="left"/>
+      <w:pPr>
+        <w:tabs>
+          <w:tab w:val="num" w:pos="2160"/>
+        </w:tabs>
+        <w:ind w:left="2160" w:hanging="360"/>
+      </w:pPr>
+    </w:lvl>
+    <w:lvl w:ilvl="3" w:tentative="1">
+      <w:start w:val="1"/>
+      <w:numFmt w:val="decimal"/>
+      <w:lvlText w:val="%4."/>
+      <w:lvlJc w:val="left"/>
+      <w:pPr>
+        <w:tabs>
+          <w:tab w:val="num" w:pos="2880"/>
+        </w:tabs>
+        <w:ind w:left="2880" w:hanging="360"/>
+      </w:pPr>
+    </w:lvl>
+    <w:lvl w:ilvl="4" w:tentative="1">
+      <w:start w:val="1"/>
+      <w:numFmt w:val="decimal"/>
+      <w:lvlText w:val="%5."/>
+      <w:lvlJc w:val="left"/>
+      <w:pPr>
+        <w:tabs>
+          <w:tab w:val="num" w:pos="3600"/>
+        </w:tabs>
+        <w:ind w:left="3600" w:hanging="360"/>
+      </w:pPr>
+    </w:lvl>
+    <w:lvl w:ilvl="5" w:tentative="1">
+      <w:start w:val="1"/>
+      <w:numFmt w:val="decimal"/>
+      <w:lvlText w:val="%6."/>
+      <w:lvlJc w:val="left"/>
+      <w:pPr>
+        <w:tabs>
+          <w:tab w:val="num" w:pos="4320"/>
+        </w:tabs>
+        <w:ind w:left="4320" w:hanging="360"/>
+      </w:pPr>
+    </w:lvl>
+    <w:lvl w:ilvl="6" w:tentative="1">
+      <w:start w:val="1"/>
+      <w:numFmt w:val="decimal"/>
+      <w:lvlText w:val="%7."/>
+      <w:lvlJc w:val="left"/>
+      <w:pPr>
+        <w:tabs>
+          <w:tab w:val="num" w:pos="5040"/>
+        </w:tabs>
+        <w:ind w:left="5040" w:hanging="360"/>
+      </w:pPr>
+    </w:lvl>
+    <w:lvl w:ilvl="7" w:tentative="1">
+      <w:start w:val="1"/>
+      <w:numFmt w:val="decimal"/>
+      <w:lvlText w:val="%8."/>
+      <w:lvlJc w:val="left"/>
+      <w:pPr>
+        <w:tabs>
+          <w:tab w:val="num" w:pos="5760"/>
+        </w:tabs>
+        <w:ind w:left="5760" w:hanging="360"/>
+      </w:pPr>
+    </w:lvl>
+    <w:lvl w:ilvl="8" w:tentative="1">
+      <w:start w:val="1"/>
+      <w:numFmt w:val="decimal"/>
+      <w:lvlText w:val="%9."/>
+      <w:lvlJc w:val="left"/>
+      <w:pPr>
+        <w:tabs>
+          <w:tab w:val="num" w:pos="6480"/>
+        </w:tabs>
+        <w:ind w:left="6480" w:hanging="360"/>
+      </w:pPr>
+    </w:lvl>
+  </w:abstractNum>
+  <w:num w:numId="1" w16cid:durableId="713382737">
+    <w:abstractNumId w:val="1"/>
+  </w:num>
+  <w:num w:numId="2" w16cid:durableId="1000351471">
+    <w:abstractNumId w:val="4"/>
+  </w:num>
+  <w:num w:numId="3" w16cid:durableId="141116018">
+    <w:abstractNumId w:val="0"/>
+  </w:num>
+  <w:num w:numId="4" w16cid:durableId="2026665981">
+    <w:abstractNumId w:val="3"/>
+  </w:num>
+  <w:num w:numId="5" w16cid:durableId="847327923">
+    <w:abstractNumId w:val="5"/>
+  </w:num>
+  <w:num w:numId="6" w16cid:durableId="325863649">
+    <w:abstractNumId w:val="2"/>
+  </w:num>
+</w:numbering>
 </file>
 
 <file path=word/styles.xml><?xml version="1.0" encoding="utf-8"?>
@@ -1315,6 +3384,29 @@
       <w:spacing w:val="5"/>
     </w:rPr>
   </w:style>
+  <w:style w:type="character" w:styleId="Hyperlink">
+    <w:name w:val="Hyperlink"/>
+    <w:basedOn w:val="DefaultParagraphFont"/>
+    <w:uiPriority w:val="99"/>
+    <w:unhideWhenUsed/>
+    <w:rsid w:val="008A2EE3"/>
+    <w:rPr>
+      <w:color w:val="0563C1" w:themeColor="hyperlink"/>
+      <w:u w:val="single"/>
+    </w:rPr>
+  </w:style>
+  <w:style w:type="character" w:styleId="UnresolvedMention">
+    <w:name w:val="Unresolved Mention"/>
+    <w:basedOn w:val="DefaultParagraphFont"/>
+    <w:uiPriority w:val="99"/>
+    <w:semiHidden/>
+    <w:unhideWhenUsed/>
+    <w:rsid w:val="008A2EE3"/>
+    <w:rPr>
+      <w:color w:val="605E5C"/>
+      <w:shd w:val="clear" w:color="auto" w:fill="E1DFDD"/>
+    </w:rPr>
+  </w:style>
 </w:styles>
 </file>
 
